--- a/backend/src/assets/legal-templates/A1.docx
+++ b/backend/src/assets/legal-templates/A1.docx
@@ -138,7 +138,7 @@
       <w:pPr>
         <w:pStyle w:val="Default"/>
         <w:ind w:firstLine="851"/>
-        <w:jc w:val="thaiDistribute"/>
+        <w:jc w:val="both"/>
         <w:rPr>
           <w:color w:val="auto"/>
           <w:sz w:val="31"/>
@@ -557,7 +557,7 @@
       <w:pPr>
         <w:pStyle w:val="Default"/>
         <w:ind w:firstLine="851"/>
-        <w:jc w:val="thaiDistribute"/>
+        <w:jc w:val="both"/>
         <w:rPr>
           <w:color w:val="auto"/>
           <w:sz w:val="31"/>
@@ -605,7 +605,7 @@
       <w:pPr>
         <w:pStyle w:val="Default"/>
         <w:spacing w:before="120"/>
-        <w:jc w:val="thaiDistribute"/>
+        <w:jc w:val="both"/>
         <w:rPr>
           <w:color w:val="auto"/>
           <w:sz w:val="31"/>
@@ -671,7 +671,7 @@
       <w:pPr>
         <w:pStyle w:val="Default"/>
         <w:ind w:firstLine="851"/>
-        <w:jc w:val="thaiDistribute"/>
+        <w:jc w:val="both"/>
         <w:rPr>
           <w:color w:val="auto"/>
           <w:sz w:val="31"/>
@@ -859,7 +859,7 @@
       <w:pPr>
         <w:pStyle w:val="Default"/>
         <w:ind w:firstLine="851"/>
-        <w:jc w:val="thaiDistribute"/>
+        <w:jc w:val="both"/>
         <w:rPr>
           <w:color w:val="auto"/>
           <w:sz w:val="31"/>
@@ -946,7 +946,7 @@
       <w:pPr>
         <w:pStyle w:val="Default"/>
         <w:ind w:firstLine="851"/>
-        <w:jc w:val="thaiDistribute"/>
+        <w:jc w:val="both"/>
         <w:rPr>
           <w:color w:val="auto"/>
           <w:sz w:val="31"/>
@@ -1051,7 +1051,7 @@
       <w:pPr>
         <w:pStyle w:val="Default"/>
         <w:ind w:firstLine="851"/>
-        <w:jc w:val="thaiDistribute"/>
+        <w:jc w:val="both"/>
         <w:rPr>
           <w:color w:val="auto"/>
           <w:sz w:val="31"/>
@@ -1130,7 +1130,7 @@
       <w:pPr>
         <w:pStyle w:val="Default"/>
         <w:spacing w:before="120"/>
-        <w:jc w:val="thaiDistribute"/>
+        <w:jc w:val="both"/>
         <w:rPr>
           <w:color w:val="auto"/>
           <w:sz w:val="31"/>
@@ -1195,7 +1195,7 @@
       <w:pPr>
         <w:pStyle w:val="Default"/>
         <w:ind w:firstLine="851"/>
-        <w:jc w:val="thaiDistribute"/>
+        <w:jc w:val="both"/>
         <w:rPr>
           <w:color w:val="auto"/>
           <w:sz w:val="31"/>
@@ -1489,7 +1489,7 @@
       <w:pPr>
         <w:pStyle w:val="Default"/>
         <w:ind w:firstLine="851"/>
-        <w:jc w:val="thaiDistribute"/>
+        <w:jc w:val="both"/>
         <w:rPr>
           <w:color w:val="auto"/>
           <w:sz w:val="31"/>
@@ -1635,7 +1635,7 @@
       <w:pPr>
         <w:pStyle w:val="Default"/>
         <w:ind w:firstLine="851"/>
-        <w:jc w:val="thaiDistribute"/>
+        <w:jc w:val="both"/>
         <w:rPr>
           <w:color w:val="auto"/>
           <w:sz w:val="31"/>
@@ -1848,7 +1848,7 @@
       <w:pPr>
         <w:pStyle w:val="Default"/>
         <w:ind w:firstLine="851"/>
-        <w:jc w:val="thaiDistribute"/>
+        <w:jc w:val="both"/>
         <w:rPr>
           <w:color w:val="auto"/>
           <w:sz w:val="31"/>
@@ -2044,7 +2044,7 @@
       <w:pPr>
         <w:pStyle w:val="Default"/>
         <w:ind w:firstLine="851"/>
-        <w:jc w:val="thaiDistribute"/>
+        <w:jc w:val="both"/>
         <w:rPr>
           <w:color w:val="auto"/>
           <w:sz w:val="31"/>
@@ -2141,7 +2141,7 @@
       <w:pPr>
         <w:pStyle w:val="Default"/>
         <w:ind w:firstLine="851"/>
-        <w:jc w:val="thaiDistribute"/>
+        <w:jc w:val="both"/>
         <w:rPr>
           <w:color w:val="auto"/>
           <w:sz w:val="31"/>
@@ -2265,7 +2265,7 @@
       <w:pPr>
         <w:pStyle w:val="Default"/>
         <w:spacing w:before="120"/>
-        <w:jc w:val="thaiDistribute"/>
+        <w:jc w:val="both"/>
         <w:rPr>
           <w:color w:val="auto"/>
           <w:sz w:val="31"/>
@@ -2330,7 +2330,7 @@
       <w:pPr>
         <w:pStyle w:val="Default"/>
         <w:ind w:firstLine="851"/>
-        <w:jc w:val="thaiDistribute"/>
+        <w:jc w:val="both"/>
         <w:rPr>
           <w:b/>
           <w:bCs/>
@@ -2482,7 +2482,7 @@
       <w:pPr>
         <w:pStyle w:val="Default"/>
         <w:spacing w:before="120"/>
-        <w:jc w:val="thaiDistribute"/>
+        <w:jc w:val="both"/>
         <w:rPr>
           <w:b/>
           <w:bCs/>
@@ -2549,7 +2549,7 @@
       <w:pPr>
         <w:pStyle w:val="Default"/>
         <w:ind w:firstLine="851"/>
-        <w:jc w:val="thaiDistribute"/>
+        <w:jc w:val="both"/>
         <w:rPr>
           <w:color w:val="000000" w:themeColor="text1"/>
           <w:sz w:val="31"/>
@@ -3008,7 +3008,7 @@
       <w:pPr>
         <w:pStyle w:val="Default"/>
         <w:ind w:firstLine="851"/>
-        <w:jc w:val="thaiDistribute"/>
+        <w:jc w:val="both"/>
         <w:rPr>
           <w:strike/>
           <w:color w:val="auto"/>
@@ -3165,7 +3165,7 @@
       <w:pPr>
         <w:pStyle w:val="Default"/>
         <w:ind w:firstLine="851"/>
-        <w:jc w:val="thaiDistribute"/>
+        <w:jc w:val="both"/>
         <w:rPr>
           <w:sz w:val="31"/>
           <w:szCs w:val="31"/>
